--- a/docs/Methodology_Explained.docx
+++ b/docs/Methodology_Explained.docx
@@ -2501,7 +2501,7 @@
         <w:pStyle w:val="Heading3"/>
       </w:pPr>
       <w:r>
-        <w:t>6.1 Why no trend was projected</w:t>
+        <w:t>6.1 Why the trend is described as two regimes rather than one slope</w:t>
       </w:r>
     </w:p>
     <w:p>
@@ -2512,7 +2512,36 @@
         <w:t>What we did.</w:t>
       </w:r>
       <w:r>
-        <w:t xml:space="preserve"> Tested for a linear trend, found none, and projected no growth rate.</w:t>
+        <w:t xml:space="preserve"> Characterised the trend as </w:t>
+      </w:r>
+      <w:r>
+        <w:rPr>
+          <w:b/>
+        </w:rPr>
+        <w:t>growth to 2022, then plateau</w:t>
+      </w:r>
+      <w:r>
+        <w:t>, and built the forecast on level and seasonality rather than on a growth rate.</w:t>
+      </w:r>
+    </w:p>
+    <w:p>
+      <w:r>
+        <w:rPr>
+          <w:b/>
+        </w:rPr>
+        <w:t>What it means.</w:t>
+      </w:r>
+      <w:r>
+        <w:t xml:space="preserve"> The trend question is answered — the series rises 30.9% to a 2022 peak, then falls 17.6% and flattens. What is </w:t>
+      </w:r>
+      <w:r>
+        <w:rPr>
+          <w:i/>
+        </w:rPr>
+        <w:t>not</w:t>
+      </w:r>
+      <w:r>
+        <w:t xml:space="preserve"> answered with a single number is "the growth rate", because there are two of them.</w:t>
       </w:r>
     </w:p>
     <w:p>
@@ -2970,7 +2999,7 @@
           <w:color w:val="7B8994"/>
           <w:sz w:val="20"/>
         </w:rPr>
-        <w:t>Table 2. 6.1 Why no trend was projected</w:t>
+        <w:t>Table 2. 6.1 Why the trend is described as two regimes rather than one slope</w:t>
       </w:r>
     </w:p>
     <w:p>
@@ -2981,7 +3010,16 @@
         <w:t>Why this method.</w:t>
       </w:r>
       <w:r>
-        <w:t xml:space="preserve"> No window shows a significant slope, so "there is no trend" is a property of the series and not of our choice of window. Projecting a slope this weak forward would compound a number indistinguishable from noise.</w:t>
+        <w:t xml:space="preserve"> No window shows a significant slope, so the absence of a </w:t>
+      </w:r>
+      <w:r>
+        <w:rPr>
+          <w:i/>
+        </w:rPr>
+        <w:t>single</w:t>
+      </w:r>
+      <w:r>
+        <w:t xml:space="preserve"> slope is a property of the series and not of our choice of window. That is the evidence for the two-regime description: averaging a rising regime with a flat one produces a slope belonging to neither, which is exactly what R² = 0.008 reports. Projecting it forward would compound a number indistinguishable from noise.</w:t>
       </w:r>
     </w:p>
     <w:p>
